--- a/testakten/kuendigungsschutzklage-weber-techlogix/sozialauswahl_vergleichstabelle_roh.docx
+++ b/testakten/kuendigungsschutzklage-weber-techlogix/sozialauswahl_vergleichstabelle_roh.docx
@@ -32,7 +32,7 @@
         <w:rPr>
           <w:i/>
         </w:rPr>
-        <w:t>Kriterien § 1 Abs. 3 KSchG: Betriebszugehörigkeit (BZ), Lebensalter, Unterhaltspflichten, Schwerbehinderung</w:t>
+        <w:t>Kriterien Paragraf 1 Abs. 3 KSchG: Betriebszugehörigkeit (BZ), Lebensalter, Unterhaltspflichten, Schwerbehinderung</w:t>
       </w:r>
     </w:p>
     <w:p>
@@ -1005,7 +1005,7 @@
         <w:jc w:val="left"/>
       </w:pPr>
       <w:r>
-        <w:t>→ GdB 30 ist kein Sonderkündigungsschutz (§ 168 SGB IX erst ab GdB 50), aber Auswahlpunkt?</w:t>
+        <w:t>→ GdB 30 ist kein Sonderkündigungsschutz (Paragraf 168 SGB IX erst ab GdB 50), aber Auswahlpunkt?</w:t>
       </w:r>
     </w:p>
     <w:p>
@@ -1056,7 +1056,7 @@
         <w:pStyle w:val="ListBullet"/>
       </w:pPr>
       <w:r>
-        <w:t>[ ] Warum genau Weber und nicht Grunewald? AG muss darlegen (§ 1 Abs. 3 S. 3 KSchG)</w:t>
+        <w:t>[ ] Warum genau Weber und nicht Grunewald? AG muss darlegen (Paragraf 1 Abs. 3 S. 3 KSchG)</w:t>
       </w:r>
     </w:p>
     <w:sectPr>
